--- a/backend/docs/AGRICAM_IA_Rapport_Developpement.docx
+++ b/backend/docs/AGRICAM_IA_Rapport_Developpement.docx
@@ -2,9 +2,46 @@
 <file path=word/document.xml><?xml version="1.0" encoding="utf-8"?>
 <w:document xmlns:wpc="http://schemas.microsoft.com/office/word/2010/wordprocessingCanvas" xmlns:mo="http://schemas.microsoft.com/office/mac/office/2008/main" xmlns:mc="http://schemas.openxmlformats.org/markup-compatibility/2006" xmlns:mv="urn:schemas-microsoft-com:mac:vml" xmlns:o="urn:schemas-microsoft-com:office:office" xmlns:r="http://schemas.openxmlformats.org/officeDocument/2006/relationships" xmlns:m="http://schemas.openxmlformats.org/officeDocument/2006/math" xmlns:v="urn:schemas-microsoft-com:vml" xmlns:wp14="http://schemas.microsoft.com/office/word/2010/wordprocessingDrawing" xmlns:wp="http://schemas.openxmlformats.org/drawingml/2006/wordprocessingDrawing" xmlns:w10="urn:schemas-microsoft-com:office:word" xmlns:w="http://schemas.openxmlformats.org/wordprocessingml/2006/main" xmlns:w14="http://schemas.microsoft.com/office/word/2010/wordml" xmlns:wpg="http://schemas.microsoft.com/office/word/2010/wordprocessingGroup" xmlns:wpi="http://schemas.microsoft.com/office/word/2010/wordprocessingInk" xmlns:wne="http://schemas.microsoft.com/office/word/2006/wordml" xmlns:wps="http://schemas.microsoft.com/office/word/2010/wordprocessingShape" mc:Ignorable="w14 wp14">
   <w:body>
-    <w:p/>
-    <w:p/>
-    <w:p/>
+    <w:p>
+      <w:pPr>
+        <w:jc w:val="center"/>
+      </w:pPr>
+      <w:r>
+        <w:rPr>
+          <w:sz w:val="80"/>
+        </w:rPr>
+        <w:br/>
+        <w:br/>
+        <w:br/>
+      </w:r>
+    </w:p>
+    <w:p>
+      <w:pPr>
+        <w:spacing w:after="80"/>
+        <w:jc w:val="center"/>
+      </w:pPr>
+      <w:r>
+        <w:rPr>
+          <w:rFonts w:ascii="Calibri" w:hAnsi="Calibri"/>
+          <w:b/>
+          <w:color w:val="64748B"/>
+          <w:sz w:val="28"/>
+        </w:rPr>
+        <w:t>AFRICAN AI SOLUTIONS</w:t>
+      </w:r>
+    </w:p>
+    <w:p>
+      <w:pPr>
+        <w:jc w:val="center"/>
+      </w:pPr>
+      <w:r>
+        <w:rPr>
+          <w:color w:val="10B981"/>
+          <w:sz w:val="24"/>
+        </w:rPr>
+        <w:t>____________________________________________________________</w:t>
+      </w:r>
+    </w:p>
     <w:p/>
     <w:p/>
     <w:p/>
@@ -14,11 +51,41 @@
       </w:pPr>
       <w:r>
         <w:rPr>
+          <w:rFonts w:ascii="Calibri" w:hAnsi="Calibri"/>
+          <w:b/>
+          <w:color w:val="0F172A"/>
+          <w:sz w:val="84"/>
+        </w:rPr>
+        <w:t>AGRICAM IA</w:t>
+      </w:r>
+    </w:p>
+    <w:p>
+      <w:pPr>
+        <w:spacing w:after="240"/>
+        <w:jc w:val="center"/>
+      </w:pPr>
+      <w:r>
+        <w:rPr>
           <w:b/>
           <w:color w:val="10B981"/>
-          <w:sz w:val="56"/>
+          <w:sz w:val="36"/>
         </w:rPr>
-        <w:t>AGRICAM IA</w:t>
+        <w:t>____________________</w:t>
+      </w:r>
+    </w:p>
+    <w:p>
+      <w:pPr>
+        <w:spacing w:after="160"/>
+        <w:jc w:val="center"/>
+      </w:pPr>
+      <w:r>
+        <w:rPr>
+          <w:rFonts w:ascii="Calibri" w:hAnsi="Calibri"/>
+          <w:b/>
+          <w:color w:val="10B981"/>
+          <w:sz w:val="48"/>
+        </w:rPr>
+        <w:t>Rapport de Developpement</w:t>
       </w:r>
     </w:p>
     <w:p>
@@ -27,29 +94,372 @@
       </w:pPr>
       <w:r>
         <w:rPr>
+          <w:rFonts w:ascii="Calibri" w:hAnsi="Calibri"/>
           <w:color w:val="64748B"/>
-          <w:sz w:val="28"/>
+          <w:sz w:val="26"/>
         </w:rPr>
-        <w:t>Rapport de Developpement</w:t>
-        <w:br/>
-        <w:t>et Technologies Utilisees</w:t>
+        <w:t>Architecture, Technologies et Modele Conceptuel de Donnees</w:t>
+      </w:r>
+    </w:p>
+    <w:p/>
+    <w:p/>
+    <w:p/>
+    <w:p/>
+    <w:tbl>
+      <w:tblPr>
+        <w:tblW w:type="auto" w:w="0"/>
+        <w:jc w:val="center"/>
+        <w:tblLook w:firstColumn="1" w:firstRow="1" w:lastColumn="0" w:lastRow="0" w:noHBand="0" w:noVBand="1" w:val="04A0"/>
+      </w:tblPr>
+      <w:tblGrid>
+        <w:gridCol w:w="4703"/>
+        <w:gridCol w:w="4703"/>
+      </w:tblGrid>
+      <w:tr>
+        <w:tc>
+          <w:tcPr>
+            <w:tcW w:type="dxa" w:w="4703"/>
+          </w:tcPr>
+          <w:p>
+            <w:r>
+              <w:rPr>
+                <w:b/>
+                <w:color w:val="0F172A"/>
+                <w:sz w:val="20"/>
+              </w:rPr>
+              <w:t>Version</w:t>
+            </w:r>
+          </w:p>
+        </w:tc>
+        <w:tc>
+          <w:tcPr>
+            <w:tcW w:type="dxa" w:w="4703"/>
+          </w:tcPr>
+          <w:p>
+            <w:r>
+              <w:rPr>
+                <w:color w:val="64748B"/>
+                <w:sz w:val="20"/>
+              </w:rPr>
+              <w:t>3.0</w:t>
+            </w:r>
+          </w:p>
+        </w:tc>
+      </w:tr>
+      <w:tr>
+        <w:tc>
+          <w:tcPr>
+            <w:tcW w:type="dxa" w:w="4703"/>
+          </w:tcPr>
+          <w:p>
+            <w:r>
+              <w:rPr>
+                <w:b/>
+                <w:color w:val="0F172A"/>
+                <w:sz w:val="20"/>
+              </w:rPr>
+              <w:t>Date</w:t>
+            </w:r>
+          </w:p>
+        </w:tc>
+        <w:tc>
+          <w:tcPr>
+            <w:tcW w:type="dxa" w:w="4703"/>
+          </w:tcPr>
+          <w:p>
+            <w:r>
+              <w:rPr>
+                <w:color w:val="64748B"/>
+                <w:sz w:val="20"/>
+              </w:rPr>
+              <w:t>26/03/2026</w:t>
+            </w:r>
+          </w:p>
+        </w:tc>
+      </w:tr>
+      <w:tr>
+        <w:tc>
+          <w:tcPr>
+            <w:tcW w:type="dxa" w:w="4703"/>
+          </w:tcPr>
+          <w:p>
+            <w:r>
+              <w:rPr>
+                <w:b/>
+                <w:color w:val="0F172A"/>
+                <w:sz w:val="20"/>
+              </w:rPr>
+              <w:t>Auteur</w:t>
+            </w:r>
+          </w:p>
+        </w:tc>
+        <w:tc>
+          <w:tcPr>
+            <w:tcW w:type="dxa" w:w="4703"/>
+          </w:tcPr>
+          <w:p>
+            <w:r>
+              <w:rPr>
+                <w:color w:val="64748B"/>
+                <w:sz w:val="20"/>
+              </w:rPr>
+              <w:t>Barra Martial Aristide</w:t>
+            </w:r>
+          </w:p>
+        </w:tc>
+      </w:tr>
+      <w:tr>
+        <w:tc>
+          <w:tcPr>
+            <w:tcW w:type="dxa" w:w="4703"/>
+          </w:tcPr>
+          <w:p>
+            <w:r>
+              <w:rPr>
+                <w:b/>
+                <w:color w:val="0F172A"/>
+                <w:sz w:val="20"/>
+              </w:rPr>
+              <w:t>Organisation</w:t>
+            </w:r>
+          </w:p>
+        </w:tc>
+        <w:tc>
+          <w:tcPr>
+            <w:tcW w:type="dxa" w:w="4703"/>
+          </w:tcPr>
+          <w:p>
+            <w:r>
+              <w:rPr>
+                <w:color w:val="64748B"/>
+                <w:sz w:val="20"/>
+              </w:rPr>
+              <w:t>African AI Solutions</w:t>
+            </w:r>
+          </w:p>
+        </w:tc>
+      </w:tr>
+      <w:tr>
+        <w:tc>
+          <w:tcPr>
+            <w:tcW w:type="dxa" w:w="4703"/>
+          </w:tcPr>
+          <w:p>
+            <w:r>
+              <w:rPr>
+                <w:b/>
+                <w:color w:val="0F172A"/>
+                <w:sz w:val="20"/>
+              </w:rPr>
+              <w:t>Classification</w:t>
+            </w:r>
+          </w:p>
+        </w:tc>
+        <w:tc>
+          <w:tcPr>
+            <w:tcW w:type="dxa" w:w="4703"/>
+          </w:tcPr>
+          <w:p>
+            <w:r>
+              <w:rPr>
+                <w:color w:val="64748B"/>
+                <w:sz w:val="20"/>
+              </w:rPr>
+              <w:t>Confidentiel</w:t>
+            </w:r>
+          </w:p>
+        </w:tc>
+      </w:tr>
+    </w:tbl>
+    <w:p>
+      <w:r>
+        <w:br w:type="page"/>
       </w:r>
     </w:p>
     <w:p>
       <w:pPr>
-        <w:jc w:val="center"/>
+        <w:sectPr>
+          <w:pgSz w:w="12240" w:h="15840"/>
+          <w:pgMar w:top="0" w:right="1417" w:bottom="1440" w:left="1417" w:header="720" w:footer="720" w:gutter="0"/>
+          <w:cols w:space="720"/>
+          <w:docGrid w:linePitch="360"/>
+        </w:sectPr>
+      </w:pPr>
+    </w:p>
+    <w:p>
+      <w:pPr>
+        <w:pStyle w:val="Heading1"/>
       </w:pPr>
       <w:r>
         <w:rPr>
-          <w:color w:val="94A3B8"/>
-          <w:sz w:val="20"/>
+          <w:color w:val="10B981"/>
         </w:rPr>
-        <w:br/>
-        <w:t>Developpe par: Barra Martial Aristide</w:t>
-        <w:br/>
-        <w:t>African AI Solutions</w:t>
-        <w:br/>
-        <w:t>25/03/2026</w:t>
+        <w:t>Table des Matieres</w:t>
+      </w:r>
+    </w:p>
+    <w:p>
+      <w:pPr>
+        <w:spacing w:after="80"/>
+      </w:pPr>
+      <w:r>
+        <w:rPr>
+          <w:b/>
+          <w:color w:val="0F172A"/>
+          <w:sz w:val="24"/>
+        </w:rPr>
+        <w:t>1.  Resume du Projet</w:t>
+      </w:r>
+    </w:p>
+    <w:p>
+      <w:pPr>
+        <w:spacing w:after="80"/>
+      </w:pPr>
+      <w:r>
+        <w:rPr>
+          <w:b/>
+          <w:color w:val="0F172A"/>
+          <w:sz w:val="24"/>
+        </w:rPr>
+        <w:t>2.  Architecture Technique</w:t>
+      </w:r>
+    </w:p>
+    <w:p>
+      <w:pPr>
+        <w:spacing w:after="80"/>
+      </w:pPr>
+      <w:r>
+        <w:rPr>
+          <w:color w:val="64748B"/>
+          <w:sz w:val="24"/>
+        </w:rPr>
+        <w:t xml:space="preserve">    2.1 Stack Technologique</w:t>
+      </w:r>
+    </w:p>
+    <w:p>
+      <w:pPr>
+        <w:spacing w:after="80"/>
+      </w:pPr>
+      <w:r>
+        <w:rPr>
+          <w:color w:val="64748B"/>
+          <w:sz w:val="24"/>
+        </w:rPr>
+        <w:t xml:space="preserve">    2.2 Architecture Logicielle</w:t>
+      </w:r>
+    </w:p>
+    <w:p>
+      <w:pPr>
+        <w:spacing w:after="80"/>
+      </w:pPr>
+      <w:r>
+        <w:rPr>
+          <w:b/>
+          <w:color w:val="0F172A"/>
+          <w:sz w:val="24"/>
+        </w:rPr>
+        <w:t>3.  Fonctionnalites Implementees</w:t>
+      </w:r>
+    </w:p>
+    <w:p>
+      <w:pPr>
+        <w:spacing w:after="80"/>
+      </w:pPr>
+      <w:r>
+        <w:rPr>
+          <w:b/>
+          <w:color w:val="0F172A"/>
+          <w:sz w:val="24"/>
+        </w:rPr>
+        <w:t>4.  Modele Conceptuel de Donnees (MCD)</w:t>
+      </w:r>
+    </w:p>
+    <w:p>
+      <w:pPr>
+        <w:spacing w:after="80"/>
+      </w:pPr>
+      <w:r>
+        <w:rPr>
+          <w:color w:val="64748B"/>
+          <w:sz w:val="24"/>
+        </w:rPr>
+        <w:t xml:space="preserve">    4.1 Entites Principales</w:t>
+      </w:r>
+    </w:p>
+    <w:p>
+      <w:pPr>
+        <w:spacing w:after="80"/>
+      </w:pPr>
+      <w:r>
+        <w:rPr>
+          <w:color w:val="64748B"/>
+          <w:sz w:val="24"/>
+        </w:rPr>
+        <w:t xml:space="preserve">    4.2 Relations</w:t>
+      </w:r>
+    </w:p>
+    <w:p>
+      <w:pPr>
+        <w:spacing w:after="80"/>
+      </w:pPr>
+      <w:r>
+        <w:rPr>
+          <w:b/>
+          <w:color w:val="0F172A"/>
+          <w:sz w:val="24"/>
+        </w:rPr>
+        <w:t>5.  APIs Principales</w:t>
+      </w:r>
+    </w:p>
+    <w:p>
+      <w:pPr>
+        <w:spacing w:after="80"/>
+      </w:pPr>
+      <w:r>
+        <w:rPr>
+          <w:b/>
+          <w:color w:val="0F172A"/>
+          <w:sz w:val="24"/>
+        </w:rPr>
+        <w:t>6.  Securite</w:t>
+      </w:r>
+    </w:p>
+    <w:p>
+      <w:pPr>
+        <w:spacing w:after="80"/>
+      </w:pPr>
+      <w:r>
+        <w:rPr>
+          <w:b/>
+          <w:color w:val="0F172A"/>
+          <w:sz w:val="24"/>
+        </w:rPr>
+        <w:t>7.  Performance</w:t>
+      </w:r>
+    </w:p>
+    <w:p>
+      <w:pPr>
+        <w:spacing w:after="80"/>
+      </w:pPr>
+      <w:r>
+        <w:rPr>
+          <w:b/>
+          <w:color w:val="0F172A"/>
+          <w:sz w:val="24"/>
+        </w:rPr>
+        <w:t>8.  Internationalisation</w:t>
+      </w:r>
+    </w:p>
+    <w:p>
+      <w:pPr>
+        <w:spacing w:after="80"/>
+      </w:pPr>
+      <w:r>
+        <w:rPr>
+          <w:b/>
+          <w:color w:val="0F172A"/>
+          <w:sz w:val="24"/>
+        </w:rPr>
+        <w:t>9.  Deploiement</w:t>
       </w:r>
     </w:p>
     <w:p>
@@ -74,6 +484,11 @@
       </w:r>
     </w:p>
     <w:p>
+      <w:r>
+        <w:t>Le projet cible 7 types d'utilisateurs: Administrateur, Agriculteur, Fournisseur, Banque, Analyste de semences, Agronome et Formateur. Chaque role dispose d'un tableau de bord personnalise avec des fonctionnalites specifiques.</w:t>
+      </w:r>
+    </w:p>
+    <w:p>
       <w:pPr>
         <w:pStyle w:val="Heading1"/>
       </w:pPr>
@@ -90,7 +505,7 @@
       </w:pPr>
       <w:r>
         <w:rPr>
-          <w:color w:val="10B981"/>
+          <w:color w:val="0F172A"/>
         </w:rPr>
         <w:t>2.1 Stack Technologique</w:t>
       </w:r>
@@ -103,19 +518,22 @@
         <w:tblLook w:firstColumn="1" w:firstRow="1" w:lastColumn="0" w:lastRow="0" w:noHBand="0" w:noVBand="1" w:val="04A0"/>
       </w:tblPr>
       <w:tblGrid>
-        <w:gridCol w:w="2880"/>
-        <w:gridCol w:w="2880"/>
-        <w:gridCol w:w="2880"/>
+        <w:gridCol w:w="3135"/>
+        <w:gridCol w:w="3135"/>
+        <w:gridCol w:w="3135"/>
       </w:tblGrid>
       <w:tr>
         <w:tc>
           <w:tcPr>
-            <w:tcW w:type="dxa" w:w="2880"/>
+            <w:tcW w:type="dxa" w:w="3135"/>
+            <w:shd w:fill="10B981"/>
           </w:tcPr>
           <w:p>
             <w:r>
               <w:rPr>
                 <w:b/>
+                <w:color w:val="FFFFFF"/>
+                <w:sz w:val="20"/>
               </w:rPr>
               <w:t>Composant</w:t>
             </w:r>
@@ -123,12 +541,15 @@
         </w:tc>
         <w:tc>
           <w:tcPr>
-            <w:tcW w:type="dxa" w:w="2880"/>
+            <w:tcW w:type="dxa" w:w="3135"/>
+            <w:shd w:fill="10B981"/>
           </w:tcPr>
           <w:p>
             <w:r>
               <w:rPr>
                 <w:b/>
+                <w:color w:val="FFFFFF"/>
+                <w:sz w:val="20"/>
               </w:rPr>
               <w:t>Technologie</w:t>
             </w:r>
@@ -136,12 +557,15 @@
         </w:tc>
         <w:tc>
           <w:tcPr>
-            <w:tcW w:type="dxa" w:w="2880"/>
+            <w:tcW w:type="dxa" w:w="3135"/>
+            <w:shd w:fill="10B981"/>
           </w:tcPr>
           <w:p>
             <w:r>
               <w:rPr>
                 <w:b/>
+                <w:color w:val="FFFFFF"/>
+                <w:sz w:val="20"/>
               </w:rPr>
               <w:t>Version</w:t>
             </w:r>
@@ -151,30 +575,39 @@
       <w:tr>
         <w:tc>
           <w:tcPr>
-            <w:tcW w:type="dxa" w:w="2880"/>
+            <w:tcW w:type="dxa" w:w="3135"/>
           </w:tcPr>
           <w:p>
             <w:r>
+              <w:rPr>
+                <w:sz w:val="20"/>
+              </w:rPr>
               <w:t>Frontend</w:t>
             </w:r>
           </w:p>
         </w:tc>
         <w:tc>
           <w:tcPr>
-            <w:tcW w:type="dxa" w:w="2880"/>
+            <w:tcW w:type="dxa" w:w="3135"/>
           </w:tcPr>
           <w:p>
             <w:r>
+              <w:rPr>
+                <w:sz w:val="20"/>
+              </w:rPr>
               <w:t>React.js</w:t>
             </w:r>
           </w:p>
         </w:tc>
         <w:tc>
           <w:tcPr>
-            <w:tcW w:type="dxa" w:w="2880"/>
+            <w:tcW w:type="dxa" w:w="3135"/>
           </w:tcPr>
           <w:p>
             <w:r>
+              <w:rPr>
+                <w:sz w:val="20"/>
+              </w:rPr>
               <w:t>18.3.1</w:t>
             </w:r>
           </w:p>
@@ -183,30 +616,39 @@
       <w:tr>
         <w:tc>
           <w:tcPr>
-            <w:tcW w:type="dxa" w:w="2880"/>
+            <w:tcW w:type="dxa" w:w="3135"/>
           </w:tcPr>
           <w:p>
             <w:r>
+              <w:rPr>
+                <w:sz w:val="20"/>
+              </w:rPr>
               <w:t>UI Framework</w:t>
             </w:r>
           </w:p>
         </w:tc>
         <w:tc>
           <w:tcPr>
-            <w:tcW w:type="dxa" w:w="2880"/>
+            <w:tcW w:type="dxa" w:w="3135"/>
           </w:tcPr>
           <w:p>
             <w:r>
+              <w:rPr>
+                <w:sz w:val="20"/>
+              </w:rPr>
               <w:t>Tailwind CSS + Shadcn/UI</w:t>
             </w:r>
           </w:p>
         </w:tc>
         <w:tc>
           <w:tcPr>
-            <w:tcW w:type="dxa" w:w="2880"/>
+            <w:tcW w:type="dxa" w:w="3135"/>
           </w:tcPr>
           <w:p>
             <w:r>
+              <w:rPr>
+                <w:sz w:val="20"/>
+              </w:rPr>
               <w:t>3.4.17</w:t>
             </w:r>
           </w:p>
@@ -215,30 +657,39 @@
       <w:tr>
         <w:tc>
           <w:tcPr>
-            <w:tcW w:type="dxa" w:w="2880"/>
+            <w:tcW w:type="dxa" w:w="3135"/>
           </w:tcPr>
           <w:p>
             <w:r>
+              <w:rPr>
+                <w:sz w:val="20"/>
+              </w:rPr>
               <w:t>Backend</w:t>
             </w:r>
           </w:p>
         </w:tc>
         <w:tc>
           <w:tcPr>
-            <w:tcW w:type="dxa" w:w="2880"/>
+            <w:tcW w:type="dxa" w:w="3135"/>
           </w:tcPr>
           <w:p>
             <w:r>
+              <w:rPr>
+                <w:sz w:val="20"/>
+              </w:rPr>
               <w:t>FastAPI (Python)</w:t>
             </w:r>
           </w:p>
         </w:tc>
         <w:tc>
           <w:tcPr>
-            <w:tcW w:type="dxa" w:w="2880"/>
+            <w:tcW w:type="dxa" w:w="3135"/>
           </w:tcPr>
           <w:p>
             <w:r>
+              <w:rPr>
+                <w:sz w:val="20"/>
+              </w:rPr>
               <w:t>0.115.6</w:t>
             </w:r>
           </w:p>
@@ -247,30 +698,39 @@
       <w:tr>
         <w:tc>
           <w:tcPr>
-            <w:tcW w:type="dxa" w:w="2880"/>
+            <w:tcW w:type="dxa" w:w="3135"/>
           </w:tcPr>
           <w:p>
             <w:r>
+              <w:rPr>
+                <w:sz w:val="20"/>
+              </w:rPr>
               <w:t>Base de donnees</w:t>
             </w:r>
           </w:p>
         </w:tc>
         <w:tc>
           <w:tcPr>
-            <w:tcW w:type="dxa" w:w="2880"/>
+            <w:tcW w:type="dxa" w:w="3135"/>
           </w:tcPr>
           <w:p>
             <w:r>
+              <w:rPr>
+                <w:sz w:val="20"/>
+              </w:rPr>
               <w:t>MongoDB (motor async)</w:t>
             </w:r>
           </w:p>
         </w:tc>
         <w:tc>
           <w:tcPr>
-            <w:tcW w:type="dxa" w:w="2880"/>
+            <w:tcW w:type="dxa" w:w="3135"/>
           </w:tcPr>
           <w:p>
             <w:r>
+              <w:rPr>
+                <w:sz w:val="20"/>
+              </w:rPr>
               <w:t>3.6.0</w:t>
             </w:r>
           </w:p>
@@ -279,31 +739,40 @@
       <w:tr>
         <w:tc>
           <w:tcPr>
-            <w:tcW w:type="dxa" w:w="2880"/>
+            <w:tcW w:type="dxa" w:w="3135"/>
           </w:tcPr>
           <w:p>
             <w:r>
+              <w:rPr>
+                <w:sz w:val="20"/>
+              </w:rPr>
               <w:t>IA / ML</w:t>
             </w:r>
           </w:p>
         </w:tc>
         <w:tc>
           <w:tcPr>
-            <w:tcW w:type="dxa" w:w="2880"/>
+            <w:tcW w:type="dxa" w:w="3135"/>
           </w:tcPr>
           <w:p>
             <w:r>
+              <w:rPr>
+                <w:sz w:val="20"/>
+              </w:rPr>
               <w:t>Google Gemini (emergentintegrations)</w:t>
             </w:r>
           </w:p>
         </w:tc>
         <w:tc>
           <w:tcPr>
-            <w:tcW w:type="dxa" w:w="2880"/>
+            <w:tcW w:type="dxa" w:w="3135"/>
           </w:tcPr>
           <w:p>
             <w:r>
-              <w:t>0.1.x</w:t>
+              <w:rPr>
+                <w:sz w:val="20"/>
+              </w:rPr>
+              <w:t>Latest</w:t>
             </w:r>
           </w:p>
         </w:tc>
@@ -311,30 +780,39 @@
       <w:tr>
         <w:tc>
           <w:tcPr>
-            <w:tcW w:type="dxa" w:w="2880"/>
+            <w:tcW w:type="dxa" w:w="3135"/>
           </w:tcPr>
           <w:p>
             <w:r>
+              <w:rPr>
+                <w:sz w:val="20"/>
+              </w:rPr>
               <w:t>Cartographie</w:t>
             </w:r>
           </w:p>
         </w:tc>
         <w:tc>
           <w:tcPr>
-            <w:tcW w:type="dxa" w:w="2880"/>
+            <w:tcW w:type="dxa" w:w="3135"/>
           </w:tcPr>
           <w:p>
             <w:r>
+              <w:rPr>
+                <w:sz w:val="20"/>
+              </w:rPr>
               <w:t>React-Leaflet / OpenStreetMap</w:t>
             </w:r>
           </w:p>
         </w:tc>
         <w:tc>
           <w:tcPr>
-            <w:tcW w:type="dxa" w:w="2880"/>
+            <w:tcW w:type="dxa" w:w="3135"/>
           </w:tcPr>
           <w:p>
             <w:r>
+              <w:rPr>
+                <w:sz w:val="20"/>
+              </w:rPr>
               <w:t>4.2.x</w:t>
             </w:r>
           </w:p>
@@ -343,30 +821,39 @@
       <w:tr>
         <w:tc>
           <w:tcPr>
-            <w:tcW w:type="dxa" w:w="2880"/>
+            <w:tcW w:type="dxa" w:w="3135"/>
           </w:tcPr>
           <w:p>
             <w:r>
+              <w:rPr>
+                <w:sz w:val="20"/>
+              </w:rPr>
               <w:t>Stockage</w:t>
             </w:r>
           </w:p>
         </w:tc>
         <w:tc>
           <w:tcPr>
-            <w:tcW w:type="dxa" w:w="2880"/>
+            <w:tcW w:type="dxa" w:w="3135"/>
           </w:tcPr>
           <w:p>
             <w:r>
+              <w:rPr>
+                <w:sz w:val="20"/>
+              </w:rPr>
               <w:t>Emergent Object Storage</w:t>
             </w:r>
           </w:p>
         </w:tc>
         <w:tc>
           <w:tcPr>
-            <w:tcW w:type="dxa" w:w="2880"/>
+            <w:tcW w:type="dxa" w:w="3135"/>
           </w:tcPr>
           <w:p>
             <w:r>
+              <w:rPr>
+                <w:sz w:val="20"/>
+              </w:rPr>
               <w:t>API</w:t>
             </w:r>
           </w:p>
@@ -375,30 +862,39 @@
       <w:tr>
         <w:tc>
           <w:tcPr>
-            <w:tcW w:type="dxa" w:w="2880"/>
+            <w:tcW w:type="dxa" w:w="3135"/>
           </w:tcPr>
           <w:p>
             <w:r>
+              <w:rPr>
+                <w:sz w:val="20"/>
+              </w:rPr>
               <w:t>Internationalisation</w:t>
             </w:r>
           </w:p>
         </w:tc>
         <w:tc>
           <w:tcPr>
-            <w:tcW w:type="dxa" w:w="2880"/>
+            <w:tcW w:type="dxa" w:w="3135"/>
           </w:tcPr>
           <w:p>
             <w:r>
+              <w:rPr>
+                <w:sz w:val="20"/>
+              </w:rPr>
               <w:t>react-i18next (custom)</w:t>
             </w:r>
           </w:p>
         </w:tc>
         <w:tc>
           <w:tcPr>
-            <w:tcW w:type="dxa" w:w="2880"/>
+            <w:tcW w:type="dxa" w:w="3135"/>
           </w:tcPr>
           <w:p>
             <w:r>
+              <w:rPr>
+                <w:sz w:val="20"/>
+              </w:rPr>
               <w:t>21 langues</w:t>
             </w:r>
           </w:p>
@@ -407,30 +903,39 @@
       <w:tr>
         <w:tc>
           <w:tcPr>
-            <w:tcW w:type="dxa" w:w="2880"/>
+            <w:tcW w:type="dxa" w:w="3135"/>
           </w:tcPr>
           <w:p>
             <w:r>
+              <w:rPr>
+                <w:sz w:val="20"/>
+              </w:rPr>
               <w:t>Authentification</w:t>
             </w:r>
           </w:p>
         </w:tc>
         <w:tc>
           <w:tcPr>
-            <w:tcW w:type="dxa" w:w="2880"/>
+            <w:tcW w:type="dxa" w:w="3135"/>
           </w:tcPr>
           <w:p>
             <w:r>
+              <w:rPr>
+                <w:sz w:val="20"/>
+              </w:rPr>
               <w:t>JWT (PyJWT)</w:t>
             </w:r>
           </w:p>
         </w:tc>
         <w:tc>
           <w:tcPr>
-            <w:tcW w:type="dxa" w:w="2880"/>
+            <w:tcW w:type="dxa" w:w="3135"/>
           </w:tcPr>
           <w:p>
             <w:r>
+              <w:rPr>
+                <w:sz w:val="20"/>
+              </w:rPr>
               <w:t>HS256</w:t>
             </w:r>
           </w:p>
@@ -439,43 +944,53 @@
       <w:tr>
         <w:tc>
           <w:tcPr>
-            <w:tcW w:type="dxa" w:w="2880"/>
+            <w:tcW w:type="dxa" w:w="3135"/>
           </w:tcPr>
           <w:p>
             <w:r>
-              <w:t>Serveur ASGI</w:t>
+              <w:rPr>
+                <w:sz w:val="20"/>
+              </w:rPr>
+              <w:t>Documentation</w:t>
             </w:r>
           </w:p>
         </w:tc>
         <w:tc>
           <w:tcPr>
-            <w:tcW w:type="dxa" w:w="2880"/>
+            <w:tcW w:type="dxa" w:w="3135"/>
           </w:tcPr>
           <w:p>
             <w:r>
-              <w:t>Uvicorn</w:t>
+              <w:rPr>
+                <w:sz w:val="20"/>
+              </w:rPr>
+              <w:t>python-docx</w:t>
             </w:r>
           </w:p>
         </w:tc>
         <w:tc>
           <w:tcPr>
-            <w:tcW w:type="dxa" w:w="2880"/>
+            <w:tcW w:type="dxa" w:w="3135"/>
           </w:tcPr>
           <w:p>
             <w:r>
-              <w:t>0.34.0</w:t>
+              <w:rPr>
+                <w:sz w:val="20"/>
+              </w:rPr>
+              <w:t>1.1.x</w:t>
             </w:r>
           </w:p>
         </w:tc>
       </w:tr>
     </w:tbl>
+    <w:p/>
     <w:p>
       <w:pPr>
         <w:pStyle w:val="Heading2"/>
       </w:pPr>
       <w:r>
         <w:rPr>
-          <w:color w:val="10B981"/>
+          <w:color w:val="0F172A"/>
         </w:rPr>
         <w:t>2.2 Architecture Logicielle</w:t>
       </w:r>
@@ -490,7 +1005,7 @@
         <w:pStyle w:val="ListBullet"/>
       </w:pPr>
       <w:r>
-        <w:t>- Couche Presentation: SPA React avec routage client (React Router v6)</w:t>
+        <w:t>Couche Presentation: SPA React avec routage client (React Router v6), composants Shadcn/UI, et support RTL pour l'arabe</w:t>
       </w:r>
     </w:p>
     <w:p>
@@ -498,7 +1013,7 @@
         <w:pStyle w:val="ListBullet"/>
       </w:pPr>
       <w:r>
-        <w:t>- Couche Metier: API RESTful FastAPI avec endpoints modulaires</w:t>
+        <w:t>Couche Metier: API RESTful FastAPI avec endpoints modulaires, cache IA TTL, et gestion asynchrone</w:t>
       </w:r>
     </w:p>
     <w:p>
@@ -506,7 +1021,7 @@
         <w:pStyle w:val="ListBullet"/>
       </w:pPr>
       <w:r>
-        <w:t>- Couche Donnees: MongoDB NoSQL avec driver asynchrone motor</w:t>
+        <w:t>Couche Donnees: MongoDB NoSQL avec driver asynchrone motor, indexes geospatiaux et texte</w:t>
       </w:r>
     </w:p>
     <w:p>
@@ -526,14 +1041,14 @@
       </w:pPr>
       <w:r>
         <w:rPr>
-          <w:color w:val="10B981"/>
+          <w:color w:val="0F172A"/>
         </w:rPr>
         <w:t>Dashboards Multi-Roles</w:t>
       </w:r>
     </w:p>
     <w:p>
       <w:r>
-        <w:t>7 tableaux de bord personnalises (Admin, Agriculteur, Fournisseur, Banque, Analyste, Agronome, Formateur)</w:t>
+        <w:t>7 tableaux de bord personnalises (Admin, Agriculteur, Fournisseur, Banque, Analyste, Agronome, Formateur) avec metriques temps reel</w:t>
       </w:r>
     </w:p>
     <w:p>
@@ -542,14 +1057,14 @@
       </w:pPr>
       <w:r>
         <w:rPr>
-          <w:color w:val="10B981"/>
+          <w:color w:val="0F172A"/>
         </w:rPr>
         <w:t>Camera IA</w:t>
       </w:r>
     </w:p>
     <w:p>
       <w:r>
-        <w:t>Capture en temps reel, detection de maladies, analyse de cultures avec Gemini AI, selection de cameras multiples</w:t>
+        <w:t>Capture en temps reel, detection de maladies, analyse de cultures avec Gemini AI, selection de cameras multiples, modes d'analyse avances</w:t>
       </w:r>
     </w:p>
     <w:p>
@@ -558,14 +1073,14 @@
       </w:pPr>
       <w:r>
         <w:rPr>
-          <w:color w:val="10B981"/>
+          <w:color w:val="0F172A"/>
         </w:rPr>
         <w:t>Carte Agricole Intelligente</w:t>
       </w:r>
     </w:p>
     <w:p>
       <w:r>
-        <w:t>Carte interactive Leaflet avec filtrage par categorie, culture, rayon. Localisation de fournisseurs.</w:t>
+        <w:t>Carte interactive Leaflet avec filtrage par categorie, culture, rayon. Localisation de fournisseurs, itineraires et contact direct</w:t>
       </w:r>
     </w:p>
     <w:p>
@@ -574,14 +1089,14 @@
       </w:pPr>
       <w:r>
         <w:rPr>
-          <w:color w:val="10B981"/>
+          <w:color w:val="0F172A"/>
         </w:rPr>
         <w:t>AGRI GENIUS (Chatbot IA)</w:t>
       </w:r>
     </w:p>
     <w:p>
       <w:r>
-        <w:t>Assistant agricole conversationnel alimente par Gemini, reponses contextuelles, historique de sessions</w:t>
+        <w:t>Assistant agricole conversationnel alimente par Gemini, reponses contextuelles, historique de sessions, sans limite de quota</w:t>
       </w:r>
     </w:p>
     <w:p>
@@ -590,14 +1105,14 @@
       </w:pPr>
       <w:r>
         <w:rPr>
-          <w:color w:val="10B981"/>
+          <w:color w:val="0F172A"/>
         </w:rPr>
         <w:t>Gestion de Drones</w:t>
       </w:r>
     </w:p>
     <w:p>
       <w:r>
-        <w:t>Interface de pilotage, telemetrie temps reel, planification de missions</w:t>
+        <w:t>Interface de pilotage, telemetrie temps reel, planification de missions, capture multispectrale</w:t>
       </w:r>
     </w:p>
     <w:p>
@@ -606,14 +1121,14 @@
       </w:pPr>
       <w:r>
         <w:rPr>
-          <w:color w:val="10B981"/>
+          <w:color w:val="0F172A"/>
         </w:rPr>
         <w:t>Controle de Robots</w:t>
       </w:r>
     </w:p>
     <w:p>
       <w:r>
-        <w:t>Modes autonome/manuel, deshierbage, pulverisation, patrouille</w:t>
+        <w:t>Modes autonome/manuel, desherbage, pulverisation, patrouille, reconstruction LIDAR 3D</w:t>
       </w:r>
     </w:p>
     <w:p>
@@ -622,14 +1137,14 @@
       </w:pPr>
       <w:r>
         <w:rPr>
-          <w:color w:val="10B981"/>
+          <w:color w:val="0F172A"/>
         </w:rPr>
         <w:t>Marketplace</w:t>
       </w:r>
     </w:p>
     <w:p>
       <w:r>
-        <w:t>Catalogue de produits agricoles avec categories et recherche</w:t>
+        <w:t>Catalogue de produits agricoles avec categories, recherche et systeme de commande</w:t>
       </w:r>
     </w:p>
     <w:p>
@@ -638,14 +1153,14 @@
       </w:pPr>
       <w:r>
         <w:rPr>
-          <w:color w:val="10B981"/>
+          <w:color w:val="0F172A"/>
         </w:rPr>
         <w:t>Systeme de Paiement</w:t>
       </w:r>
     </w:p>
     <w:p>
       <w:r>
-        <w:t>Integration Mobile Money (MTN/Orange), pages succes/echec</w:t>
+        <w:t>Integration Mobile Money (MTN/Orange), pages succes/echec, historique</w:t>
       </w:r>
     </w:p>
     <w:p>
@@ -654,14 +1169,14 @@
       </w:pPr>
       <w:r>
         <w:rPr>
-          <w:color w:val="10B981"/>
+          <w:color w:val="0F172A"/>
         </w:rPr>
         <w:t>Formation (E-learning)</w:t>
       </w:r>
     </w:p>
     <w:p>
       <w:r>
-        <w:t>Upload de videos MP4, ebooks PDF, gestion de cours</w:t>
+        <w:t>Upload de videos MP4, ebooks PDF, gestion de cours par les formateurs</w:t>
       </w:r>
     </w:p>
     <w:p>
@@ -670,14 +1185,14 @@
       </w:pPr>
       <w:r>
         <w:rPr>
-          <w:color w:val="10B981"/>
+          <w:color w:val="0F172A"/>
         </w:rPr>
         <w:t>Internationalisation</w:t>
       </w:r>
     </w:p>
     <w:p>
       <w:r>
-        <w:t>21 langues dont 6 completes (FR, EN, ES, DE, AR, ZH), support RTL arabe</w:t>
+        <w:t>21 langues dont 15 langues africaines/camerounaises, support RTL arabe complet</w:t>
       </w:r>
     </w:p>
     <w:p>
@@ -686,14 +1201,14 @@
       </w:pPr>
       <w:r>
         <w:rPr>
-          <w:color w:val="10B981"/>
+          <w:color w:val="0F172A"/>
         </w:rPr>
         <w:t>Personnalisation</w:t>
       </w:r>
     </w:p>
     <w:p>
       <w:r>
-        <w:t>10 themes de couleurs, photo de profil, preferences par utilisateur</w:t>
+        <w:t>10+ themes de couleurs par utilisateur, photo de profil, preferences persistantes</w:t>
       </w:r>
     </w:p>
     <w:p>
@@ -702,7 +1217,7 @@
       </w:pPr>
       <w:r>
         <w:rPr>
-          <w:color w:val="10B981"/>
+          <w:color w:val="0F172A"/>
         </w:rPr>
         <w:t>Securite Admin</w:t>
       </w:r>
@@ -718,14 +1233,14 @@
       </w:pPr>
       <w:r>
         <w:rPr>
-          <w:color w:val="10B981"/>
+          <w:color w:val="0F172A"/>
         </w:rPr>
-        <w:t>Donnees Satellite</w:t>
+        <w:t>Images Satellites</w:t>
       </w:r>
     </w:p>
     <w:p>
       <w:r>
-        <w:t>Captures programmees, analyse NDVI, suivi parcellaire</w:t>
+        <w:t>Captures programmees, analyse NDVI, suivi parcellaire multispectral</w:t>
       </w:r>
     </w:p>
     <w:p>
@@ -734,14 +1249,14 @@
       </w:pPr>
       <w:r>
         <w:rPr>
-          <w:color w:val="10B981"/>
+          <w:color w:val="0F172A"/>
         </w:rPr>
         <w:t>Irrigation Automatique</w:t>
       </w:r>
     </w:p>
     <w:p>
       <w:r>
-        <w:t>Plans IA, systemes connectes, modes automatique/manuel/semi-auto</w:t>
+        <w:t>Plans IA, systemes connectes, modes auto/manuel/semi-auto</w:t>
       </w:r>
     </w:p>
     <w:p>
@@ -750,7 +1265,7 @@
       </w:pPr>
       <w:r>
         <w:rPr>
-          <w:color w:val="10B981"/>
+          <w:color w:val="0F172A"/>
         </w:rPr>
         <w:t>Export de Donnees</w:t>
       </w:r>
@@ -758,6 +1273,22 @@
     <w:p>
       <w:r>
         <w:t>Export CSV, Excel, PDF depuis les dashboards analytiques</w:t>
+      </w:r>
+    </w:p>
+    <w:p>
+      <w:pPr>
+        <w:pStyle w:val="Heading3"/>
+      </w:pPr>
+      <w:r>
+        <w:rPr>
+          <w:color w:val="0F172A"/>
+        </w:rPr>
+        <w:t>Documentation</w:t>
+      </w:r>
+    </w:p>
+    <w:p>
+      <w:r>
+        <w:t>Generation automatique de rapports Word, telechargement in-app</w:t>
       </w:r>
     </w:p>
     <w:p>
@@ -772,17 +1303,12 @@
       </w:r>
     </w:p>
     <w:p>
-      <w:r>
-        <w:t>Le MCD ci-dessous decrit les entites principales et leurs relations:</w:t>
-      </w:r>
-    </w:p>
-    <w:p>
       <w:pPr>
         <w:pStyle w:val="Heading2"/>
       </w:pPr>
       <w:r>
         <w:rPr>
-          <w:color w:val="10B981"/>
+          <w:color w:val="0F172A"/>
         </w:rPr>
         <w:t>4.1 Entites Principales</w:t>
       </w:r>
@@ -795,19 +1321,22 @@
         <w:tblLook w:firstColumn="1" w:firstRow="1" w:lastColumn="0" w:lastRow="0" w:noHBand="0" w:noVBand="1" w:val="04A0"/>
       </w:tblPr>
       <w:tblGrid>
-        <w:gridCol w:w="2880"/>
-        <w:gridCol w:w="2880"/>
-        <w:gridCol w:w="2880"/>
+        <w:gridCol w:w="3135"/>
+        <w:gridCol w:w="3135"/>
+        <w:gridCol w:w="3135"/>
       </w:tblGrid>
       <w:tr>
         <w:tc>
           <w:tcPr>
-            <w:tcW w:type="dxa" w:w="2880"/>
+            <w:tcW w:type="dxa" w:w="3135"/>
+            <w:shd w:fill="10B981"/>
           </w:tcPr>
           <w:p>
             <w:r>
               <w:rPr>
                 <w:b/>
+                <w:color w:val="FFFFFF"/>
+                <w:sz w:val="20"/>
               </w:rPr>
               <w:t>Entite</w:t>
             </w:r>
@@ -815,12 +1344,15 @@
         </w:tc>
         <w:tc>
           <w:tcPr>
-            <w:tcW w:type="dxa" w:w="2880"/>
+            <w:tcW w:type="dxa" w:w="3135"/>
+            <w:shd w:fill="10B981"/>
           </w:tcPr>
           <w:p>
             <w:r>
               <w:rPr>
                 <w:b/>
+                <w:color w:val="FFFFFF"/>
+                <w:sz w:val="20"/>
               </w:rPr>
               <w:t>Attributs Cles</w:t>
             </w:r>
@@ -828,12 +1360,15 @@
         </w:tc>
         <w:tc>
           <w:tcPr>
-            <w:tcW w:type="dxa" w:w="2880"/>
+            <w:tcW w:type="dxa" w:w="3135"/>
+            <w:shd w:fill="10B981"/>
           </w:tcPr>
           <w:p>
             <w:r>
               <w:rPr>
                 <w:b/>
+                <w:color w:val="FFFFFF"/>
+                <w:sz w:val="20"/>
               </w:rPr>
               <w:t>Description</w:t>
             </w:r>
@@ -843,31 +1378,40 @@
       <w:tr>
         <w:tc>
           <w:tcPr>
-            <w:tcW w:type="dxa" w:w="2880"/>
+            <w:tcW w:type="dxa" w:w="3135"/>
           </w:tcPr>
           <w:p>
             <w:r>
+              <w:rPr>
+                <w:sz w:val="20"/>
+              </w:rPr>
               <w:t>Users</w:t>
             </w:r>
           </w:p>
         </w:tc>
         <w:tc>
           <w:tcPr>
-            <w:tcW w:type="dxa" w:w="2880"/>
+            <w:tcW w:type="dxa" w:w="3135"/>
           </w:tcPr>
           <w:p>
             <w:r>
-              <w:t>id, email, password_hash, full_name, phone, role, company_name, subscription_type, is_active, is_verified, theme, language, profile_photo</w:t>
+              <w:rPr>
+                <w:sz w:val="20"/>
+              </w:rPr>
+              <w:t>id, email, password_hash, full_name, phone, role, subscription_type, is_active, theme, language, profile_photo</w:t>
             </w:r>
           </w:p>
         </w:tc>
         <w:tc>
           <w:tcPr>
-            <w:tcW w:type="dxa" w:w="2880"/>
+            <w:tcW w:type="dxa" w:w="3135"/>
           </w:tcPr>
           <w:p>
             <w:r>
-              <w:t>Utilisateurs de la plateforme (7 roles)</w:t>
+              <w:rPr>
+                <w:sz w:val="20"/>
+              </w:rPr>
+              <w:t>Utilisateurs (7 roles)</w:t>
             </w:r>
           </w:p>
         </w:tc>
@@ -875,31 +1419,40 @@
       <w:tr>
         <w:tc>
           <w:tcPr>
-            <w:tcW w:type="dxa" w:w="2880"/>
+            <w:tcW w:type="dxa" w:w="3135"/>
           </w:tcPr>
           <w:p>
             <w:r>
+              <w:rPr>
+                <w:sz w:val="20"/>
+              </w:rPr>
               <w:t>Parcels</w:t>
             </w:r>
           </w:p>
         </w:tc>
         <w:tc>
           <w:tcPr>
-            <w:tcW w:type="dxa" w:w="2880"/>
+            <w:tcW w:type="dxa" w:w="3135"/>
           </w:tcPr>
           <w:p>
             <w:r>
-              <w:t>id, user_id, name, coordinates, area, crop_type, status, last_analysis, soil_type</w:t>
+              <w:rPr>
+                <w:sz w:val="20"/>
+              </w:rPr>
+              <w:t>id, user_id, name, coordinates, area, crop_type, status, soil_type</w:t>
             </w:r>
           </w:p>
         </w:tc>
         <w:tc>
           <w:tcPr>
-            <w:tcW w:type="dxa" w:w="2880"/>
+            <w:tcW w:type="dxa" w:w="3135"/>
           </w:tcPr>
           <w:p>
             <w:r>
-              <w:t>Parcelles agricoles georeferencees</w:t>
+              <w:rPr>
+                <w:sz w:val="20"/>
+              </w:rPr>
+              <w:t>Parcelles georeferencees</w:t>
             </w:r>
           </w:p>
         </w:tc>
@@ -907,31 +1460,40 @@
       <w:tr>
         <w:tc>
           <w:tcPr>
-            <w:tcW w:type="dxa" w:w="2880"/>
+            <w:tcW w:type="dxa" w:w="3135"/>
           </w:tcPr>
           <w:p>
             <w:r>
+              <w:rPr>
+                <w:sz w:val="20"/>
+              </w:rPr>
               <w:t>Sensors</w:t>
             </w:r>
           </w:p>
         </w:tc>
         <w:tc>
           <w:tcPr>
-            <w:tcW w:type="dxa" w:w="2880"/>
+            <w:tcW w:type="dxa" w:w="3135"/>
           </w:tcPr>
           <w:p>
             <w:r>
-              <w:t>id, parcel_id, type, value, unit, battery, status, last_reading</w:t>
+              <w:rPr>
+                <w:sz w:val="20"/>
+              </w:rPr>
+              <w:t>id, parcel_id, type, value, unit, battery, status</w:t>
             </w:r>
           </w:p>
         </w:tc>
         <w:tc>
           <w:tcPr>
-            <w:tcW w:type="dxa" w:w="2880"/>
+            <w:tcW w:type="dxa" w:w="3135"/>
           </w:tcPr>
           <w:p>
             <w:r>
-              <w:t>Capteurs IoT deployes sur les parcelles</w:t>
+              <w:rPr>
+                <w:sz w:val="20"/>
+              </w:rPr>
+              <w:t>Capteurs IoT</w:t>
             </w:r>
           </w:p>
         </w:tc>
@@ -939,31 +1501,40 @@
       <w:tr>
         <w:tc>
           <w:tcPr>
-            <w:tcW w:type="dxa" w:w="2880"/>
+            <w:tcW w:type="dxa" w:w="3135"/>
           </w:tcPr>
           <w:p>
             <w:r>
+              <w:rPr>
+                <w:sz w:val="20"/>
+              </w:rPr>
               <w:t>Drones</w:t>
             </w:r>
           </w:p>
         </w:tc>
         <w:tc>
           <w:tcPr>
-            <w:tcW w:type="dxa" w:w="2880"/>
+            <w:tcW w:type="dxa" w:w="3135"/>
           </w:tcPr>
           <w:p>
             <w:r>
-              <w:t>id, user_id, model, status, battery, coordinates, altitude, mission_id</w:t>
+              <w:rPr>
+                <w:sz w:val="20"/>
+              </w:rPr>
+              <w:t>id, user_id, model, status, battery, coordinates, altitude</w:t>
             </w:r>
           </w:p>
         </w:tc>
         <w:tc>
           <w:tcPr>
-            <w:tcW w:type="dxa" w:w="2880"/>
+            <w:tcW w:type="dxa" w:w="3135"/>
           </w:tcPr>
           <w:p>
             <w:r>
-              <w:t>Drones autonomes et missions</w:t>
+              <w:rPr>
+                <w:sz w:val="20"/>
+              </w:rPr>
+              <w:t>Drones autonomes</w:t>
             </w:r>
           </w:p>
         </w:tc>
@@ -971,31 +1542,40 @@
       <w:tr>
         <w:tc>
           <w:tcPr>
-            <w:tcW w:type="dxa" w:w="2880"/>
+            <w:tcW w:type="dxa" w:w="3135"/>
           </w:tcPr>
           <w:p>
             <w:r>
+              <w:rPr>
+                <w:sz w:val="20"/>
+              </w:rPr>
               <w:t>Robots</w:t>
             </w:r>
           </w:p>
         </w:tc>
         <w:tc>
           <w:tcPr>
-            <w:tcW w:type="dxa" w:w="2880"/>
+            <w:tcW w:type="dxa" w:w="3135"/>
           </w:tcPr>
           <w:p>
             <w:r>
-              <w:t>id, user_id, model, mode, status, task, battery, coordinates</w:t>
+              <w:rPr>
+                <w:sz w:val="20"/>
+              </w:rPr>
+              <w:t>id, user_id, model, mode, status, task, battery</w:t>
             </w:r>
           </w:p>
         </w:tc>
         <w:tc>
           <w:tcPr>
-            <w:tcW w:type="dxa" w:w="2880"/>
+            <w:tcW w:type="dxa" w:w="3135"/>
           </w:tcPr>
           <w:p>
             <w:r>
-              <w:t>Robots agricoles connectes</w:t>
+              <w:rPr>
+                <w:sz w:val="20"/>
+              </w:rPr>
+              <w:t>Robots agricoles</w:t>
             </w:r>
           </w:p>
         </w:tc>
@@ -1003,31 +1583,40 @@
       <w:tr>
         <w:tc>
           <w:tcPr>
-            <w:tcW w:type="dxa" w:w="2880"/>
+            <w:tcW w:type="dxa" w:w="3135"/>
           </w:tcPr>
           <w:p>
             <w:r>
+              <w:rPr>
+                <w:sz w:val="20"/>
+              </w:rPr>
               <w:t>Products</w:t>
             </w:r>
           </w:p>
         </w:tc>
         <w:tc>
           <w:tcPr>
-            <w:tcW w:type="dxa" w:w="2880"/>
+            <w:tcW w:type="dxa" w:w="3135"/>
           </w:tcPr>
           <w:p>
             <w:r>
-              <w:t>id, seller_id, name, category, price, quantity, description, image_url</w:t>
+              <w:rPr>
+                <w:sz w:val="20"/>
+              </w:rPr>
+              <w:t>id, seller_id, name, category, price, quantity</w:t>
             </w:r>
           </w:p>
         </w:tc>
         <w:tc>
           <w:tcPr>
-            <w:tcW w:type="dxa" w:w="2880"/>
+            <w:tcW w:type="dxa" w:w="3135"/>
           </w:tcPr>
           <w:p>
             <w:r>
-              <w:t>Produits du marketplace</w:t>
+              <w:rPr>
+                <w:sz w:val="20"/>
+              </w:rPr>
+              <w:t>Produits marketplace</w:t>
             </w:r>
           </w:p>
         </w:tc>
@@ -1035,31 +1624,40 @@
       <w:tr>
         <w:tc>
           <w:tcPr>
-            <w:tcW w:type="dxa" w:w="2880"/>
+            <w:tcW w:type="dxa" w:w="3135"/>
           </w:tcPr>
           <w:p>
             <w:r>
+              <w:rPr>
+                <w:sz w:val="20"/>
+              </w:rPr>
               <w:t>Orders</w:t>
             </w:r>
           </w:p>
         </w:tc>
         <w:tc>
           <w:tcPr>
-            <w:tcW w:type="dxa" w:w="2880"/>
+            <w:tcW w:type="dxa" w:w="3135"/>
           </w:tcPr>
           <w:p>
             <w:r>
-              <w:t>id, buyer_id, seller_id, products, total, status, payment_method</w:t>
+              <w:rPr>
+                <w:sz w:val="20"/>
+              </w:rPr>
+              <w:t>id, buyer_id, seller_id, products, total, status</w:t>
             </w:r>
           </w:p>
         </w:tc>
         <w:tc>
           <w:tcPr>
-            <w:tcW w:type="dxa" w:w="2880"/>
+            <w:tcW w:type="dxa" w:w="3135"/>
           </w:tcPr>
           <w:p>
             <w:r>
-              <w:t>Commandes et transactions</w:t>
+              <w:rPr>
+                <w:sz w:val="20"/>
+              </w:rPr>
+              <w:t>Commandes</w:t>
             </w:r>
           </w:p>
         </w:tc>
@@ -1067,30 +1665,39 @@
       <w:tr>
         <w:tc>
           <w:tcPr>
-            <w:tcW w:type="dxa" w:w="2880"/>
+            <w:tcW w:type="dxa" w:w="3135"/>
           </w:tcPr>
           <w:p>
             <w:r>
+              <w:rPr>
+                <w:sz w:val="20"/>
+              </w:rPr>
               <w:t>Trainings</w:t>
             </w:r>
           </w:p>
         </w:tc>
         <w:tc>
           <w:tcPr>
-            <w:tcW w:type="dxa" w:w="2880"/>
+            <w:tcW w:type="dxa" w:w="3135"/>
           </w:tcPr>
           <w:p>
             <w:r>
-              <w:t>id, trainer_id, title, description, category, level, price, video_url, duration</w:t>
+              <w:rPr>
+                <w:sz w:val="20"/>
+              </w:rPr>
+              <w:t>id, trainer_id, title, category, level, price, video_url</w:t>
             </w:r>
           </w:p>
         </w:tc>
         <w:tc>
           <w:tcPr>
-            <w:tcW w:type="dxa" w:w="2880"/>
+            <w:tcW w:type="dxa" w:w="3135"/>
           </w:tcPr>
           <w:p>
             <w:r>
+              <w:rPr>
+                <w:sz w:val="20"/>
+              </w:rPr>
               <w:t>Cours de formation</w:t>
             </w:r>
           </w:p>
@@ -1099,31 +1706,40 @@
       <w:tr>
         <w:tc>
           <w:tcPr>
-            <w:tcW w:type="dxa" w:w="2880"/>
+            <w:tcW w:type="dxa" w:w="3135"/>
           </w:tcPr>
           <w:p>
             <w:r>
+              <w:rPr>
+                <w:sz w:val="20"/>
+              </w:rPr>
               <w:t>Ebooks</w:t>
             </w:r>
           </w:p>
         </w:tc>
         <w:tc>
           <w:tcPr>
-            <w:tcW w:type="dxa" w:w="2880"/>
+            <w:tcW w:type="dxa" w:w="3135"/>
           </w:tcPr>
           <w:p>
             <w:r>
-              <w:t>id, trainer_id, title, description, price, file_url, pages</w:t>
+              <w:rPr>
+                <w:sz w:val="20"/>
+              </w:rPr>
+              <w:t>id, trainer_id, title, price, file_url, pages</w:t>
             </w:r>
           </w:p>
         </w:tc>
         <w:tc>
           <w:tcPr>
-            <w:tcW w:type="dxa" w:w="2880"/>
+            <w:tcW w:type="dxa" w:w="3135"/>
           </w:tcPr>
           <w:p>
             <w:r>
-              <w:t>Livres numeriques agricoles</w:t>
+              <w:rPr>
+                <w:sz w:val="20"/>
+              </w:rPr>
+              <w:t>Livres numeriques</w:t>
             </w:r>
           </w:p>
         </w:tc>
@@ -1131,31 +1747,40 @@
       <w:tr>
         <w:tc>
           <w:tcPr>
-            <w:tcW w:type="dxa" w:w="2880"/>
+            <w:tcW w:type="dxa" w:w="3135"/>
           </w:tcPr>
           <w:p>
             <w:r>
+              <w:rPr>
+                <w:sz w:val="20"/>
+              </w:rPr>
               <w:t>Suppliers</w:t>
             </w:r>
           </w:p>
         </w:tc>
         <w:tc>
           <w:tcPr>
-            <w:tcW w:type="dxa" w:w="2880"/>
+            <w:tcW w:type="dxa" w:w="3135"/>
           </w:tcPr>
           <w:p>
             <w:r>
-              <w:t>id, name, category, coordinates, address, phone, cultures, description</w:t>
+              <w:rPr>
+                <w:sz w:val="20"/>
+              </w:rPr>
+              <w:t>id, name, category, coordinates, address, phone, cultures</w:t>
             </w:r>
           </w:p>
         </w:tc>
         <w:tc>
           <w:tcPr>
-            <w:tcW w:type="dxa" w:w="2880"/>
+            <w:tcW w:type="dxa" w:w="3135"/>
           </w:tcPr>
           <w:p>
             <w:r>
-              <w:t>Fournisseurs sur la carte</w:t>
+              <w:rPr>
+                <w:sz w:val="20"/>
+              </w:rPr>
+              <w:t>Fournisseurs carte</w:t>
             </w:r>
           </w:p>
         </w:tc>
@@ -1163,31 +1788,40 @@
       <w:tr>
         <w:tc>
           <w:tcPr>
-            <w:tcW w:type="dxa" w:w="2880"/>
+            <w:tcW w:type="dxa" w:w="3135"/>
           </w:tcPr>
           <w:p>
             <w:r>
+              <w:rPr>
+                <w:sz w:val="20"/>
+              </w:rPr>
               <w:t>ChatSessions</w:t>
             </w:r>
           </w:p>
         </w:tc>
         <w:tc>
           <w:tcPr>
-            <w:tcW w:type="dxa" w:w="2880"/>
+            <w:tcW w:type="dxa" w:w="3135"/>
           </w:tcPr>
           <w:p>
             <w:r>
-              <w:t>id, user_id, messages[], model, created_at</w:t>
+              <w:rPr>
+                <w:sz w:val="20"/>
+              </w:rPr>
+              <w:t>id, user_id, messages[], model</w:t>
             </w:r>
           </w:p>
         </w:tc>
         <w:tc>
           <w:tcPr>
-            <w:tcW w:type="dxa" w:w="2880"/>
+            <w:tcW w:type="dxa" w:w="3135"/>
           </w:tcPr>
           <w:p>
             <w:r>
-              <w:t>Sessions de conversation AGRI GENIUS</w:t>
+              <w:rPr>
+                <w:sz w:val="20"/>
+              </w:rPr>
+              <w:t>Sessions AGRI GENIUS</w:t>
             </w:r>
           </w:p>
         </w:tc>
@@ -1195,31 +1829,40 @@
       <w:tr>
         <w:tc>
           <w:tcPr>
-            <w:tcW w:type="dxa" w:w="2880"/>
+            <w:tcW w:type="dxa" w:w="3135"/>
           </w:tcPr>
           <w:p>
             <w:r>
+              <w:rPr>
+                <w:sz w:val="20"/>
+              </w:rPr>
               <w:t>CameraScans</w:t>
             </w:r>
           </w:p>
         </w:tc>
         <w:tc>
           <w:tcPr>
-            <w:tcW w:type="dxa" w:w="2880"/>
+            <w:tcW w:type="dxa" w:w="3135"/>
           </w:tcPr>
           <w:p>
             <w:r>
-              <w:t>id, user_id, mode, result{}, model, image_url, created_at</w:t>
+              <w:rPr>
+                <w:sz w:val="20"/>
+              </w:rPr>
+              <w:t>id, user_id, mode, result{}, image_url</w:t>
             </w:r>
           </w:p>
         </w:tc>
         <w:tc>
           <w:tcPr>
-            <w:tcW w:type="dxa" w:w="2880"/>
+            <w:tcW w:type="dxa" w:w="3135"/>
           </w:tcPr>
           <w:p>
             <w:r>
-              <w:t>Analyses par Camera IA</w:t>
+              <w:rPr>
+                <w:sz w:val="20"/>
+              </w:rPr>
+              <w:t>Analyses Camera IA</w:t>
             </w:r>
           </w:p>
         </w:tc>
@@ -1227,31 +1870,40 @@
       <w:tr>
         <w:tc>
           <w:tcPr>
-            <w:tcW w:type="dxa" w:w="2880"/>
+            <w:tcW w:type="dxa" w:w="3135"/>
           </w:tcPr>
           <w:p>
             <w:r>
+              <w:rPr>
+                <w:sz w:val="20"/>
+              </w:rPr>
               <w:t>SecurityLogs</w:t>
             </w:r>
           </w:p>
         </w:tc>
         <w:tc>
           <w:tcPr>
-            <w:tcW w:type="dxa" w:w="2880"/>
+            <w:tcW w:type="dxa" w:w="3135"/>
           </w:tcPr>
           <w:p>
             <w:r>
-              <w:t>id, user_id, action, ip_address, details, timestamp</w:t>
+              <w:rPr>
+                <w:sz w:val="20"/>
+              </w:rPr>
+              <w:t>id, user_id, action, ip_address, details</w:t>
             </w:r>
           </w:p>
         </w:tc>
         <w:tc>
           <w:tcPr>
-            <w:tcW w:type="dxa" w:w="2880"/>
+            <w:tcW w:type="dxa" w:w="3135"/>
           </w:tcPr>
           <w:p>
             <w:r>
-              <w:t>Journaux de securite</w:t>
+              <w:rPr>
+                <w:sz w:val="20"/>
+              </w:rPr>
+              <w:t>Journaux securite</w:t>
             </w:r>
           </w:p>
         </w:tc>
@@ -1259,30 +1911,39 @@
       <w:tr>
         <w:tc>
           <w:tcPr>
-            <w:tcW w:type="dxa" w:w="2880"/>
+            <w:tcW w:type="dxa" w:w="3135"/>
           </w:tcPr>
           <w:p>
             <w:r>
+              <w:rPr>
+                <w:sz w:val="20"/>
+              </w:rPr>
               <w:t>Payments</w:t>
             </w:r>
           </w:p>
         </w:tc>
         <w:tc>
           <w:tcPr>
-            <w:tcW w:type="dxa" w:w="2880"/>
+            <w:tcW w:type="dxa" w:w="3135"/>
           </w:tcPr>
           <w:p>
             <w:r>
-              <w:t>id, user_id, amount, operator, phone, status, transaction_id, plan</w:t>
+              <w:rPr>
+                <w:sz w:val="20"/>
+              </w:rPr>
+              <w:t>id, user_id, amount, operator, phone, status</w:t>
             </w:r>
           </w:p>
         </w:tc>
         <w:tc>
           <w:tcPr>
-            <w:tcW w:type="dxa" w:w="2880"/>
+            <w:tcW w:type="dxa" w:w="3135"/>
           </w:tcPr>
           <w:p>
             <w:r>
+              <w:rPr>
+                <w:sz w:val="20"/>
+              </w:rPr>
               <w:t>Paiements Mobile Money</w:t>
             </w:r>
           </w:p>
@@ -1291,43 +1952,53 @@
       <w:tr>
         <w:tc>
           <w:tcPr>
-            <w:tcW w:type="dxa" w:w="2880"/>
+            <w:tcW w:type="dxa" w:w="3135"/>
           </w:tcPr>
           <w:p>
             <w:r>
+              <w:rPr>
+                <w:sz w:val="20"/>
+              </w:rPr>
               <w:t>Alerts</w:t>
             </w:r>
           </w:p>
         </w:tc>
         <w:tc>
           <w:tcPr>
-            <w:tcW w:type="dxa" w:w="2880"/>
+            <w:tcW w:type="dxa" w:w="3135"/>
           </w:tcPr>
           <w:p>
             <w:r>
-              <w:t>id, user_id, type, message, severity, is_read, created_at</w:t>
+              <w:rPr>
+                <w:sz w:val="20"/>
+              </w:rPr>
+              <w:t>id, user_id, type, message, severity, is_read</w:t>
             </w:r>
           </w:p>
         </w:tc>
         <w:tc>
           <w:tcPr>
-            <w:tcW w:type="dxa" w:w="2880"/>
+            <w:tcW w:type="dxa" w:w="3135"/>
           </w:tcPr>
           <w:p>
             <w:r>
-              <w:t>Alertes systeme et meteo</w:t>
+              <w:rPr>
+                <w:sz w:val="20"/>
+              </w:rPr>
+              <w:t>Alertes systeme</w:t>
             </w:r>
           </w:p>
         </w:tc>
       </w:tr>
     </w:tbl>
+    <w:p/>
     <w:p>
       <w:pPr>
         <w:pStyle w:val="Heading2"/>
       </w:pPr>
       <w:r>
         <w:rPr>
-          <w:color w:val="10B981"/>
+          <w:color w:val="0F172A"/>
         </w:rPr>
         <w:t>4.2 Relations</w:t>
       </w:r>
@@ -1337,7 +2008,7 @@
         <w:pStyle w:val="ListBullet"/>
       </w:pPr>
       <w:r>
-        <w:t>Users (1) ---&gt; (N) Parcels : Un utilisateur possede plusieurs parcelles</w:t>
+        <w:t>Users (1) --&gt; (N) Parcels : Un utilisateur possede plusieurs parcelles</w:t>
       </w:r>
     </w:p>
     <w:p>
@@ -1345,7 +2016,7 @@
         <w:pStyle w:val="ListBullet"/>
       </w:pPr>
       <w:r>
-        <w:t>Users (1) ---&gt; (N) Drones : Un utilisateur gere plusieurs drones</w:t>
+        <w:t>Users (1) --&gt; (N) Drones : Un utilisateur gere plusieurs drones</w:t>
       </w:r>
     </w:p>
     <w:p>
@@ -1353,7 +2024,7 @@
         <w:pStyle w:val="ListBullet"/>
       </w:pPr>
       <w:r>
-        <w:t>Users (1) ---&gt; (N) Robots : Un utilisateur controle plusieurs robots</w:t>
+        <w:t>Users (1) --&gt; (N) Robots : Un utilisateur controle plusieurs robots</w:t>
       </w:r>
     </w:p>
     <w:p>
@@ -1361,7 +2032,7 @@
         <w:pStyle w:val="ListBullet"/>
       </w:pPr>
       <w:r>
-        <w:t>Users (1) ---&gt; (N) Products : Un fournisseur vend plusieurs produits</w:t>
+        <w:t>Users (1) --&gt; (N) Products : Un fournisseur vend plusieurs produits</w:t>
       </w:r>
     </w:p>
     <w:p>
@@ -1369,7 +2040,7 @@
         <w:pStyle w:val="ListBullet"/>
       </w:pPr>
       <w:r>
-        <w:t>Users (1) ---&gt; (N) Orders : Un utilisateur fait plusieurs commandes</w:t>
+        <w:t>Users (1) --&gt; (N) Orders : Un utilisateur fait plusieurs commandes</w:t>
       </w:r>
     </w:p>
     <w:p>
@@ -1377,7 +2048,7 @@
         <w:pStyle w:val="ListBullet"/>
       </w:pPr>
       <w:r>
-        <w:t>Users (1) ---&gt; (N) ChatSessions : Un utilisateur a plusieurs sessions IA</w:t>
+        <w:t>Users (1) --&gt; (N) ChatSessions : Un utilisateur a plusieurs sessions IA</w:t>
       </w:r>
     </w:p>
     <w:p>
@@ -1385,7 +2056,7 @@
         <w:pStyle w:val="ListBullet"/>
       </w:pPr>
       <w:r>
-        <w:t>Users (1) ---&gt; (N) CameraScans : Un utilisateur fait plusieurs scans</w:t>
+        <w:t>Users (1) --&gt; (N) CameraScans : Un utilisateur fait plusieurs scans</w:t>
       </w:r>
     </w:p>
     <w:p>
@@ -1393,7 +2064,7 @@
         <w:pStyle w:val="ListBullet"/>
       </w:pPr>
       <w:r>
-        <w:t>Users (1) ---&gt; (N) Trainings : Un formateur cree plusieurs cours</w:t>
+        <w:t>Users (1) --&gt; (N) Trainings : Un formateur cree plusieurs cours</w:t>
       </w:r>
     </w:p>
     <w:p>
@@ -1401,7 +2072,7 @@
         <w:pStyle w:val="ListBullet"/>
       </w:pPr>
       <w:r>
-        <w:t>Users (1) ---&gt; (N) SecurityLogs : Chaque action est journalisee</w:t>
+        <w:t>Parcels (1) --&gt; (N) Sensors : Une parcelle a plusieurs capteurs</w:t>
       </w:r>
     </w:p>
     <w:p>
@@ -1409,15 +2080,7 @@
         <w:pStyle w:val="ListBullet"/>
       </w:pPr>
       <w:r>
-        <w:t>Parcels (1) ---&gt; (N) Sensors : Une parcelle a plusieurs capteurs</w:t>
-      </w:r>
-    </w:p>
-    <w:p>
-      <w:pPr>
-        <w:pStyle w:val="ListBullet"/>
-      </w:pPr>
-      <w:r>
-        <w:t>Parcels (1) ---&gt; (N) Alerts : Une parcelle peut generer des alertes</w:t>
+        <w:t>Parcels (1) --&gt; (N) Alerts : Une parcelle peut generer des alertes</w:t>
       </w:r>
     </w:p>
     <w:p>
@@ -1439,19 +2102,22 @@
         <w:tblLook w:firstColumn="1" w:firstRow="1" w:lastColumn="0" w:lastRow="0" w:noHBand="0" w:noVBand="1" w:val="04A0"/>
       </w:tblPr>
       <w:tblGrid>
-        <w:gridCol w:w="2880"/>
-        <w:gridCol w:w="2880"/>
-        <w:gridCol w:w="2880"/>
+        <w:gridCol w:w="3135"/>
+        <w:gridCol w:w="3135"/>
+        <w:gridCol w:w="3135"/>
       </w:tblGrid>
       <w:tr>
         <w:tc>
           <w:tcPr>
-            <w:tcW w:type="dxa" w:w="2880"/>
+            <w:tcW w:type="dxa" w:w="3135"/>
+            <w:shd w:fill="10B981"/>
           </w:tcPr>
           <w:p>
             <w:r>
               <w:rPr>
                 <w:b/>
+                <w:color w:val="FFFFFF"/>
+                <w:sz w:val="20"/>
               </w:rPr>
               <w:t>Methode</w:t>
             </w:r>
@@ -1459,12 +2125,15 @@
         </w:tc>
         <w:tc>
           <w:tcPr>
-            <w:tcW w:type="dxa" w:w="2880"/>
+            <w:tcW w:type="dxa" w:w="3135"/>
+            <w:shd w:fill="10B981"/>
           </w:tcPr>
           <w:p>
             <w:r>
               <w:rPr>
                 <w:b/>
+                <w:color w:val="FFFFFF"/>
+                <w:sz w:val="20"/>
               </w:rPr>
               <w:t>Endpoint</w:t>
             </w:r>
@@ -1472,12 +2141,15 @@
         </w:tc>
         <w:tc>
           <w:tcPr>
-            <w:tcW w:type="dxa" w:w="2880"/>
+            <w:tcW w:type="dxa" w:w="3135"/>
+            <w:shd w:fill="10B981"/>
           </w:tcPr>
           <w:p>
             <w:r>
               <w:rPr>
                 <w:b/>
+                <w:color w:val="FFFFFF"/>
+                <w:sz w:val="20"/>
               </w:rPr>
               <w:t>Description</w:t>
             </w:r>
@@ -1487,31 +2159,40 @@
       <w:tr>
         <w:tc>
           <w:tcPr>
-            <w:tcW w:type="dxa" w:w="2880"/>
+            <w:tcW w:type="dxa" w:w="3135"/>
           </w:tcPr>
           <w:p>
             <w:r>
+              <w:rPr>
+                <w:sz w:val="20"/>
+              </w:rPr>
               <w:t>POST</w:t>
             </w:r>
           </w:p>
         </w:tc>
         <w:tc>
           <w:tcPr>
-            <w:tcW w:type="dxa" w:w="2880"/>
+            <w:tcW w:type="dxa" w:w="3135"/>
           </w:tcPr>
           <w:p>
             <w:r>
+              <w:rPr>
+                <w:sz w:val="20"/>
+              </w:rPr>
               <w:t>/api/auth/login</w:t>
             </w:r>
           </w:p>
         </w:tc>
         <w:tc>
           <w:tcPr>
-            <w:tcW w:type="dxa" w:w="2880"/>
+            <w:tcW w:type="dxa" w:w="3135"/>
           </w:tcPr>
           <w:p>
             <w:r>
-              <w:t>Authentification utilisateur</w:t>
+              <w:rPr>
+                <w:sz w:val="20"/>
+              </w:rPr>
+              <w:t>Authentification</w:t>
             </w:r>
           </w:p>
         </w:tc>
@@ -1519,31 +2200,40 @@
       <w:tr>
         <w:tc>
           <w:tcPr>
-            <w:tcW w:type="dxa" w:w="2880"/>
+            <w:tcW w:type="dxa" w:w="3135"/>
           </w:tcPr>
           <w:p>
             <w:r>
+              <w:rPr>
+                <w:sz w:val="20"/>
+              </w:rPr>
               <w:t>POST</w:t>
             </w:r>
           </w:p>
         </w:tc>
         <w:tc>
           <w:tcPr>
-            <w:tcW w:type="dxa" w:w="2880"/>
+            <w:tcW w:type="dxa" w:w="3135"/>
           </w:tcPr>
           <w:p>
             <w:r>
+              <w:rPr>
+                <w:sz w:val="20"/>
+              </w:rPr>
               <w:t>/api/auth/register</w:t>
             </w:r>
           </w:p>
         </w:tc>
         <w:tc>
           <w:tcPr>
-            <w:tcW w:type="dxa" w:w="2880"/>
+            <w:tcW w:type="dxa" w:w="3135"/>
           </w:tcPr>
           <w:p>
             <w:r>
-              <w:t>Inscription nouvel utilisateur</w:t>
+              <w:rPr>
+                <w:sz w:val="20"/>
+              </w:rPr>
+              <w:t>Inscription</w:t>
             </w:r>
           </w:p>
         </w:tc>
@@ -1551,31 +2241,40 @@
       <w:tr>
         <w:tc>
           <w:tcPr>
-            <w:tcW w:type="dxa" w:w="2880"/>
+            <w:tcW w:type="dxa" w:w="3135"/>
           </w:tcPr>
           <w:p>
             <w:r>
+              <w:rPr>
+                <w:sz w:val="20"/>
+              </w:rPr>
               <w:t>GET</w:t>
             </w:r>
           </w:p>
         </w:tc>
         <w:tc>
           <w:tcPr>
-            <w:tcW w:type="dxa" w:w="2880"/>
+            <w:tcW w:type="dxa" w:w="3135"/>
           </w:tcPr>
           <w:p>
             <w:r>
+              <w:rPr>
+                <w:sz w:val="20"/>
+              </w:rPr>
               <w:t>/api/admin/users</w:t>
             </w:r>
           </w:p>
         </w:tc>
         <w:tc>
           <w:tcPr>
-            <w:tcW w:type="dxa" w:w="2880"/>
+            <w:tcW w:type="dxa" w:w="3135"/>
           </w:tcPr>
           <w:p>
             <w:r>
-              <w:t>Liste des utilisateurs (admin)</w:t>
+              <w:rPr>
+                <w:sz w:val="20"/>
+              </w:rPr>
+              <w:t>Liste utilisateurs</w:t>
             </w:r>
           </w:p>
         </w:tc>
@@ -1583,31 +2282,40 @@
       <w:tr>
         <w:tc>
           <w:tcPr>
-            <w:tcW w:type="dxa" w:w="2880"/>
+            <w:tcW w:type="dxa" w:w="3135"/>
           </w:tcPr>
           <w:p>
             <w:r>
+              <w:rPr>
+                <w:sz w:val="20"/>
+              </w:rPr>
               <w:t>PUT</w:t>
             </w:r>
           </w:p>
         </w:tc>
         <w:tc>
           <w:tcPr>
-            <w:tcW w:type="dxa" w:w="2880"/>
+            <w:tcW w:type="dxa" w:w="3135"/>
           </w:tcPr>
           <w:p>
             <w:r>
+              <w:rPr>
+                <w:sz w:val="20"/>
+              </w:rPr>
               <w:t>/api/admin/users/{id}/block</w:t>
             </w:r>
           </w:p>
         </w:tc>
         <w:tc>
           <w:tcPr>
-            <w:tcW w:type="dxa" w:w="2880"/>
+            <w:tcW w:type="dxa" w:w="3135"/>
           </w:tcPr>
           <w:p>
             <w:r>
-              <w:t>Bloquer un utilisateur</w:t>
+              <w:rPr>
+                <w:sz w:val="20"/>
+              </w:rPr>
+              <w:t>Bloquer utilisateur</w:t>
             </w:r>
           </w:p>
         </w:tc>
@@ -1615,31 +2323,40 @@
       <w:tr>
         <w:tc>
           <w:tcPr>
-            <w:tcW w:type="dxa" w:w="2880"/>
+            <w:tcW w:type="dxa" w:w="3135"/>
           </w:tcPr>
           <w:p>
             <w:r>
+              <w:rPr>
+                <w:sz w:val="20"/>
+              </w:rPr>
               <w:t>POST</w:t>
             </w:r>
           </w:p>
         </w:tc>
         <w:tc>
           <w:tcPr>
-            <w:tcW w:type="dxa" w:w="2880"/>
+            <w:tcW w:type="dxa" w:w="3135"/>
           </w:tcPr>
           <w:p>
             <w:r>
+              <w:rPr>
+                <w:sz w:val="20"/>
+              </w:rPr>
               <w:t>/api/agribot/chat</w:t>
             </w:r>
           </w:p>
         </w:tc>
         <w:tc>
           <w:tcPr>
-            <w:tcW w:type="dxa" w:w="2880"/>
+            <w:tcW w:type="dxa" w:w="3135"/>
           </w:tcPr>
           <w:p>
             <w:r>
-              <w:t>Envoyer un message a AGRI GENIUS</w:t>
+              <w:rPr>
+                <w:sz w:val="20"/>
+              </w:rPr>
+              <w:t>AGRI GENIUS chat</w:t>
             </w:r>
           </w:p>
         </w:tc>
@@ -1647,31 +2364,40 @@
       <w:tr>
         <w:tc>
           <w:tcPr>
-            <w:tcW w:type="dxa" w:w="2880"/>
+            <w:tcW w:type="dxa" w:w="3135"/>
           </w:tcPr>
           <w:p>
             <w:r>
+              <w:rPr>
+                <w:sz w:val="20"/>
+              </w:rPr>
               <w:t>POST</w:t>
             </w:r>
           </w:p>
         </w:tc>
         <w:tc>
           <w:tcPr>
-            <w:tcW w:type="dxa" w:w="2880"/>
+            <w:tcW w:type="dxa" w:w="3135"/>
           </w:tcPr>
           <w:p>
             <w:r>
+              <w:rPr>
+                <w:sz w:val="20"/>
+              </w:rPr>
               <w:t>/api/camera/analyze</w:t>
             </w:r>
           </w:p>
         </w:tc>
         <w:tc>
           <w:tcPr>
-            <w:tcW w:type="dxa" w:w="2880"/>
+            <w:tcW w:type="dxa" w:w="3135"/>
           </w:tcPr>
           <w:p>
             <w:r>
-              <w:t>Analyser une image par Camera IA</w:t>
+              <w:rPr>
+                <w:sz w:val="20"/>
+              </w:rPr>
+              <w:t>Analyse Camera IA</w:t>
             </w:r>
           </w:p>
         </w:tc>
@@ -1679,31 +2405,40 @@
       <w:tr>
         <w:tc>
           <w:tcPr>
-            <w:tcW w:type="dxa" w:w="2880"/>
+            <w:tcW w:type="dxa" w:w="3135"/>
           </w:tcPr>
           <w:p>
             <w:r>
+              <w:rPr>
+                <w:sz w:val="20"/>
+              </w:rPr>
               <w:t>GET</w:t>
             </w:r>
           </w:p>
         </w:tc>
         <w:tc>
           <w:tcPr>
-            <w:tcW w:type="dxa" w:w="2880"/>
+            <w:tcW w:type="dxa" w:w="3135"/>
           </w:tcPr>
           <w:p>
             <w:r>
+              <w:rPr>
+                <w:sz w:val="20"/>
+              </w:rPr>
               <w:t>/api/map/suppliers</w:t>
             </w:r>
           </w:p>
         </w:tc>
         <w:tc>
           <w:tcPr>
-            <w:tcW w:type="dxa" w:w="2880"/>
+            <w:tcW w:type="dxa" w:w="3135"/>
           </w:tcPr>
           <w:p>
             <w:r>
-              <w:t>Rechercher des fournisseurs sur la carte</w:t>
+              <w:rPr>
+                <w:sz w:val="20"/>
+              </w:rPr>
+              <w:t>Fournisseurs carte</w:t>
             </w:r>
           </w:p>
         </w:tc>
@@ -1711,31 +2446,40 @@
       <w:tr>
         <w:tc>
           <w:tcPr>
-            <w:tcW w:type="dxa" w:w="2880"/>
+            <w:tcW w:type="dxa" w:w="3135"/>
           </w:tcPr>
           <w:p>
             <w:r>
+              <w:rPr>
+                <w:sz w:val="20"/>
+              </w:rPr>
               <w:t>POST</w:t>
             </w:r>
           </w:p>
         </w:tc>
         <w:tc>
           <w:tcPr>
-            <w:tcW w:type="dxa" w:w="2880"/>
+            <w:tcW w:type="dxa" w:w="3135"/>
           </w:tcPr>
           <w:p>
             <w:r>
+              <w:rPr>
+                <w:sz w:val="20"/>
+              </w:rPr>
               <w:t>/api/trainer/trainings</w:t>
             </w:r>
           </w:p>
         </w:tc>
         <w:tc>
           <w:tcPr>
-            <w:tcW w:type="dxa" w:w="2880"/>
+            <w:tcW w:type="dxa" w:w="3135"/>
           </w:tcPr>
           <w:p>
             <w:r>
-              <w:t>Creer un cours de formation</w:t>
+              <w:rPr>
+                <w:sz w:val="20"/>
+              </w:rPr>
+              <w:t>Creer formation</w:t>
             </w:r>
           </w:p>
         </w:tc>
@@ -1743,31 +2487,40 @@
       <w:tr>
         <w:tc>
           <w:tcPr>
-            <w:tcW w:type="dxa" w:w="2880"/>
+            <w:tcW w:type="dxa" w:w="3135"/>
           </w:tcPr>
           <w:p>
             <w:r>
+              <w:rPr>
+                <w:sz w:val="20"/>
+              </w:rPr>
               <w:t>POST</w:t>
             </w:r>
           </w:p>
         </w:tc>
         <w:tc>
           <w:tcPr>
-            <w:tcW w:type="dxa" w:w="2880"/>
+            <w:tcW w:type="dxa" w:w="3135"/>
           </w:tcPr>
           <w:p>
             <w:r>
+              <w:rPr>
+                <w:sz w:val="20"/>
+              </w:rPr>
               <w:t>/api/trainer/trainings/{id}/upload-video</w:t>
             </w:r>
           </w:p>
         </w:tc>
         <w:tc>
           <w:tcPr>
-            <w:tcW w:type="dxa" w:w="2880"/>
+            <w:tcW w:type="dxa" w:w="3135"/>
           </w:tcPr>
           <w:p>
             <w:r>
-              <w:t>Uploader une video MP4</w:t>
+              <w:rPr>
+                <w:sz w:val="20"/>
+              </w:rPr>
+              <w:t>Upload video MP4</w:t>
             </w:r>
           </w:p>
         </w:tc>
@@ -1775,31 +2528,40 @@
       <w:tr>
         <w:tc>
           <w:tcPr>
-            <w:tcW w:type="dxa" w:w="2880"/>
+            <w:tcW w:type="dxa" w:w="3135"/>
           </w:tcPr>
           <w:p>
             <w:r>
+              <w:rPr>
+                <w:sz w:val="20"/>
+              </w:rPr>
               <w:t>PUT</w:t>
             </w:r>
           </w:p>
         </w:tc>
         <w:tc>
           <w:tcPr>
-            <w:tcW w:type="dxa" w:w="2880"/>
+            <w:tcW w:type="dxa" w:w="3135"/>
           </w:tcPr>
           <w:p>
             <w:r>
+              <w:rPr>
+                <w:sz w:val="20"/>
+              </w:rPr>
               <w:t>/api/user/update-profile</w:t>
             </w:r>
           </w:p>
         </w:tc>
         <w:tc>
           <w:tcPr>
-            <w:tcW w:type="dxa" w:w="2880"/>
+            <w:tcW w:type="dxa" w:w="3135"/>
           </w:tcPr>
           <w:p>
             <w:r>
-              <w:t>Mettre a jour le profil utilisateur</w:t>
+              <w:rPr>
+                <w:sz w:val="20"/>
+              </w:rPr>
+              <w:t>Mise a jour profil</w:t>
             </w:r>
           </w:p>
         </w:tc>
@@ -1807,31 +2569,40 @@
       <w:tr>
         <w:tc>
           <w:tcPr>
-            <w:tcW w:type="dxa" w:w="2880"/>
+            <w:tcW w:type="dxa" w:w="3135"/>
           </w:tcPr>
           <w:p>
             <w:r>
+              <w:rPr>
+                <w:sz w:val="20"/>
+              </w:rPr>
               <w:t>PUT</w:t>
             </w:r>
           </w:p>
         </w:tc>
         <w:tc>
           <w:tcPr>
-            <w:tcW w:type="dxa" w:w="2880"/>
+            <w:tcW w:type="dxa" w:w="3135"/>
           </w:tcPr>
           <w:p>
             <w:r>
+              <w:rPr>
+                <w:sz w:val="20"/>
+              </w:rPr>
               <w:t>/api/user/change-password</w:t>
             </w:r>
           </w:p>
         </w:tc>
         <w:tc>
           <w:tcPr>
-            <w:tcW w:type="dxa" w:w="2880"/>
+            <w:tcW w:type="dxa" w:w="3135"/>
           </w:tcPr>
           <w:p>
             <w:r>
-              <w:t>Changer le mot de passe</w:t>
+              <w:rPr>
+                <w:sz w:val="20"/>
+              </w:rPr>
+              <w:t>Changement mot de passe</w:t>
             </w:r>
           </w:p>
         </w:tc>
@@ -1839,31 +2610,40 @@
       <w:tr>
         <w:tc>
           <w:tcPr>
-            <w:tcW w:type="dxa" w:w="2880"/>
+            <w:tcW w:type="dxa" w:w="3135"/>
           </w:tcPr>
           <w:p>
             <w:r>
-              <w:t>POST</w:t>
+              <w:rPr>
+                <w:sz w:val="20"/>
+              </w:rPr>
+              <w:t>GET</w:t>
             </w:r>
           </w:p>
         </w:tc>
         <w:tc>
           <w:tcPr>
-            <w:tcW w:type="dxa" w:w="2880"/>
+            <w:tcW w:type="dxa" w:w="3135"/>
           </w:tcPr>
           <w:p>
             <w:r>
-              <w:t>/api/payments/mobile-money</w:t>
+              <w:rPr>
+                <w:sz w:val="20"/>
+              </w:rPr>
+              <w:t>/api/docs/list</w:t>
             </w:r>
           </w:p>
         </w:tc>
         <w:tc>
           <w:tcPr>
-            <w:tcW w:type="dxa" w:w="2880"/>
+            <w:tcW w:type="dxa" w:w="3135"/>
           </w:tcPr>
           <w:p>
             <w:r>
-              <w:t>Initier un paiement Mobile Money</w:t>
+              <w:rPr>
+                <w:sz w:val="20"/>
+              </w:rPr>
+              <w:t>Liste documents</w:t>
             </w:r>
           </w:p>
         </w:tc>
@@ -1871,36 +2651,46 @@
       <w:tr>
         <w:tc>
           <w:tcPr>
-            <w:tcW w:type="dxa" w:w="2880"/>
+            <w:tcW w:type="dxa" w:w="3135"/>
           </w:tcPr>
           <w:p>
             <w:r>
+              <w:rPr>
+                <w:sz w:val="20"/>
+              </w:rPr>
               <w:t>GET</w:t>
             </w:r>
           </w:p>
         </w:tc>
         <w:tc>
           <w:tcPr>
-            <w:tcW w:type="dxa" w:w="2880"/>
+            <w:tcW w:type="dxa" w:w="3135"/>
           </w:tcPr>
           <w:p>
             <w:r>
-              <w:t>/api/weather</w:t>
+              <w:rPr>
+                <w:sz w:val="20"/>
+              </w:rPr>
+              <w:t>/api/docs/download/{file}</w:t>
             </w:r>
           </w:p>
         </w:tc>
         <w:tc>
           <w:tcPr>
-            <w:tcW w:type="dxa" w:w="2880"/>
+            <w:tcW w:type="dxa" w:w="3135"/>
           </w:tcPr>
           <w:p>
             <w:r>
-              <w:t>Donnees meteo en temps reel</w:t>
+              <w:rPr>
+                <w:sz w:val="20"/>
+              </w:rPr>
+              <w:t>Telecharger document</w:t>
             </w:r>
           </w:p>
         </w:tc>
       </w:tr>
     </w:tbl>
+    <w:p/>
     <w:p>
       <w:pPr>
         <w:pStyle w:val="Heading1"/>
@@ -1914,19 +2704,32 @@
     </w:p>
     <w:p>
       <w:r>
-        <w:t>- Authentification JWT avec tokens expires</w:t>
-        <w:br/>
-        <w:t>- Hachage bcrypt des mots de passe</w:t>
-        <w:br/>
-        <w:t>- CORS configure pour les origines autorisees</w:t>
-        <w:br/>
-        <w:t>- Validation des donnees via Pydantic</w:t>
-        <w:br/>
-        <w:t>- Protection CSRF et XSS</w:t>
-        <w:br/>
-        <w:t>- Journalisation complete des actions de securite</w:t>
-        <w:br/>
-        <w:t>- Blocage automatique des comptes suspects</w:t>
+        <w:t>Authentification JWT avec tokens expires (24h)</w:t>
+      </w:r>
+    </w:p>
+    <w:p>
+      <w:r>
+        <w:t>Hachage bcrypt des mots de passe (salage automatique)</w:t>
+      </w:r>
+    </w:p>
+    <w:p>
+      <w:r>
+        <w:t>CORS configure pour les origines autorisees</w:t>
+      </w:r>
+    </w:p>
+    <w:p>
+      <w:r>
+        <w:t>Validation des donnees via Pydantic (schemas stricts)</w:t>
+      </w:r>
+    </w:p>
+    <w:p>
+      <w:r>
+        <w:t>Journalisation complete des actions de securite</w:t>
+      </w:r>
+    </w:p>
+    <w:p>
+      <w:r>
+        <w:t>Blocage automatique des comptes suspects</w:t>
       </w:r>
     </w:p>
     <w:p>
@@ -1942,20 +2745,64 @@
     </w:p>
     <w:p>
       <w:r>
-        <w:t>- Cache TTL pour les reponses IA (5000 entrees, 24h)</w:t>
-        <w:br/>
-        <w:t>- Requetes MongoDB asynchrones (motor)</w:t>
-        <w:br/>
-        <w:t>- Compression des images avant analyse</w:t>
-        <w:br/>
-        <w:t>- Lazy loading des composants React</w:t>
-        <w:br/>
-        <w:t>- Code splitting automatique par route</w:t>
+        <w:t>Cache TTL pour les reponses IA (5000 entrees, 24h)</w:t>
+      </w:r>
+    </w:p>
+    <w:p>
+      <w:r>
+        <w:t>Requetes MongoDB asynchrones (motor)</w:t>
+      </w:r>
+    </w:p>
+    <w:p>
+      <w:r>
+        <w:t>Compression des images avant analyse IA</w:t>
+      </w:r>
+    </w:p>
+    <w:p>
+      <w:r>
+        <w:t>Lazy loading des composants React</w:t>
+      </w:r>
+    </w:p>
+    <w:p>
+      <w:r>
+        <w:t>Code splitting automatique par route</w:t>
+      </w:r>
+    </w:p>
+    <w:p>
+      <w:pPr>
+        <w:pStyle w:val="Heading1"/>
+      </w:pPr>
+      <w:r>
+        <w:rPr>
+          <w:color w:val="10B981"/>
+        </w:rPr>
+        <w:t>8. Internationalisation</w:t>
+      </w:r>
+    </w:p>
+    <w:p>
+      <w:r>
+        <w:t>21 langues supportees dont 6 langues principales (FR, EN, ES, DE, AR, ZH) et 15 langues africaines/camerounaises (SW, HA, YO, WO, BAM, FF, EW, BAS, DUA, BAF, IG, AM, LN, MG, ZU). Support complet RTL pour l'arabe avec inversion automatique du layout.</w:t>
+      </w:r>
+    </w:p>
+    <w:p>
+      <w:pPr>
+        <w:pStyle w:val="Heading1"/>
+      </w:pPr>
+      <w:r>
+        <w:rPr>
+          <w:color w:val="10B981"/>
+        </w:rPr>
+        <w:t>9. Deploiement</w:t>
+      </w:r>
+    </w:p>
+    <w:p>
+      <w:r>
+        <w:t>Conteneur Kubernetes avec supervisord pour la gestion des processus. Frontend sur port 3000 (React), backend sur port 8001 (Uvicorn/FastAPI), base MongoDB locale. Hot-reload active pour le developpement. Ingress Kubernetes avec prefixe /api pour le routage.</w:t>
       </w:r>
     </w:p>
     <w:sectPr>
       <w:pgSz w:w="12240" w:h="15840"/>
-      <w:pgMar w:top="1440" w:right="1800" w:bottom="1440" w:left="1800" w:header="720" w:footer="720" w:gutter="0"/>
+      <w:pgMar w:top="1417" w:right="1417" w:bottom="1440" w:left="1417" w:header="720" w:footer="720" w:gutter="0"/>
       <w:cols w:space="720"/>
       <w:docGrid w:linePitch="360"/>
     </w:sectPr>
@@ -2326,6 +3173,9 @@
     <w:name w:val="Normal"/>
     <w:qFormat/>
     <w:rsid w:val="00FC693F"/>
+    <w:pPr>
+      <w:spacing w:after="120" w:line="276" w:lineRule="auto"/>
+    </w:pPr>
     <w:rPr>
       <w:rFonts w:ascii="Calibri" w:hAnsi="Calibri"/>
       <w:color w:val="333333"/>
